--- a/abstract_Kavach-X.docx
+++ b/abstract_Kavach-X.docx
@@ -1036,7 +1036,8 @@
         <w:gridCol w:w="1064"/>
         <w:gridCol w:w="746"/>
         <w:gridCol w:w="5322"/>
-        <w:gridCol w:w="2331"/>
+        <w:gridCol w:w="64"/>
+        <w:gridCol w:w="2267"/>
       </w:tblGrid>
       <w:tr>
         <w:trPr>
@@ -1044,72 +1045,35 @@
         </w:trPr>
         <w:tc>
           <w:tcPr>
-            <w:tcW w:w="1064" w:type="dxa"/>
-          </w:tcPr>
-          <w:p>
-            <w:pPr>
-              <w:spacing w:before="60" w:after="60"/>
-              <w:rPr>
-                <w:rFonts w:ascii="Times New Roman" w:hAnsi="Times New Roman" w:cs="Times New Roman"/>
-                <w:b/>
-                <w:bCs/>
-                <w:sz w:val="24"/>
-                <w:szCs w:val="24"/>
-              </w:rPr>
-            </w:pPr>
-          </w:p>
-        </w:tc>
-        <w:tc>
-          <w:tcPr>
-            <w:tcW w:w="6068" w:type="dxa"/>
-            <w:gridSpan w:val="2"/>
-          </w:tcPr>
-          <w:p>
-            <w:pPr>
-              <w:spacing w:before="60" w:after="60"/>
-              <w:rPr>
-                <w:rFonts w:ascii="Times New Roman" w:hAnsi="Times New Roman" w:cs="Times New Roman"/>
-                <w:b/>
-                <w:bCs/>
-                <w:sz w:val="24"/>
-                <w:szCs w:val="24"/>
-              </w:rPr>
-            </w:pPr>
-            <w:r>
-              <w:rPr>
-                <w:rFonts w:ascii="Times New Roman" w:hAnsi="Times New Roman" w:cs="Times New Roman"/>
-                <w:b/>
-                <w:bCs/>
-                <w:sz w:val="24"/>
-                <w:szCs w:val="24"/>
-              </w:rPr>
-              <w:t>A</w:t>
-            </w:r>
-            <w:r>
-              <w:rPr>
-                <w:rFonts w:ascii="Times New Roman" w:hAnsi="Times New Roman" w:cs="Times New Roman"/>
-                <w:b/>
-                <w:bCs/>
-                <w:sz w:val="24"/>
-                <w:szCs w:val="24"/>
-              </w:rPr>
-              <w:t>B</w:t>
-            </w:r>
-            <w:r>
-              <w:rPr>
-                <w:rFonts w:ascii="Times New Roman" w:hAnsi="Times New Roman" w:cs="Times New Roman"/>
-                <w:b/>
-                <w:bCs/>
-                <w:sz w:val="24"/>
-                <w:szCs w:val="24"/>
-              </w:rPr>
-              <w:t>STRACT</w:t>
-            </w:r>
-          </w:p>
-        </w:tc>
-        <w:tc>
-          <w:tcPr>
-            <w:tcW w:w="2331" w:type="dxa"/>
+            <w:tcW w:w="7196" w:type="dxa"/>
+            <w:gridSpan w:val="4"/>
+          </w:tcPr>
+          <w:p>
+            <w:pPr>
+              <w:spacing w:before="60" w:after="60"/>
+              <w:rPr>
+                <w:rFonts w:ascii="Times New Roman" w:hAnsi="Times New Roman" w:cs="Times New Roman"/>
+                <w:b/>
+                <w:bCs/>
+                <w:sz w:val="24"/>
+                <w:szCs w:val="24"/>
+              </w:rPr>
+            </w:pPr>
+            <w:r>
+              <w:rPr>
+                <w:rFonts w:ascii="Times New Roman" w:hAnsi="Times New Roman" w:cs="Times New Roman"/>
+                <w:b/>
+                <w:bCs/>
+                <w:sz w:val="24"/>
+                <w:szCs w:val="24"/>
+              </w:rPr>
+              <w:t>ABSTRACT</w:t>
+            </w:r>
+          </w:p>
+        </w:tc>
+        <w:tc>
+          <w:tcPr>
+            <w:tcW w:w="2267" w:type="dxa"/>
           </w:tcPr>
           <w:p>
             <w:pPr>
@@ -1142,25 +1106,8 @@
         </w:trPr>
         <w:tc>
           <w:tcPr>
-            <w:tcW w:w="1064" w:type="dxa"/>
-          </w:tcPr>
-          <w:p>
-            <w:pPr>
-              <w:spacing w:before="60" w:after="60"/>
-              <w:rPr>
-                <w:rFonts w:ascii="Times New Roman" w:hAnsi="Times New Roman" w:cs="Times New Roman"/>
-                <w:b/>
-                <w:bCs/>
-                <w:sz w:val="24"/>
-                <w:szCs w:val="24"/>
-              </w:rPr>
-            </w:pPr>
-          </w:p>
-        </w:tc>
-        <w:tc>
-          <w:tcPr>
-            <w:tcW w:w="6068" w:type="dxa"/>
-            <w:gridSpan w:val="2"/>
+            <w:tcW w:w="7196" w:type="dxa"/>
+            <w:gridSpan w:val="4"/>
           </w:tcPr>
           <w:p>
             <w:pPr>
@@ -1187,7 +1134,7 @@
         </w:tc>
         <w:tc>
           <w:tcPr>
-            <w:tcW w:w="2331" w:type="dxa"/>
+            <w:tcW w:w="2267" w:type="dxa"/>
           </w:tcPr>
           <w:p>
             <w:pPr>
@@ -1220,25 +1167,8 @@
         </w:trPr>
         <w:tc>
           <w:tcPr>
-            <w:tcW w:w="1064" w:type="dxa"/>
-          </w:tcPr>
-          <w:p>
-            <w:pPr>
-              <w:spacing w:before="60" w:after="60"/>
-              <w:rPr>
-                <w:rFonts w:ascii="Times New Roman" w:hAnsi="Times New Roman" w:cs="Times New Roman"/>
-                <w:b/>
-                <w:bCs/>
-                <w:sz w:val="24"/>
-                <w:szCs w:val="24"/>
-              </w:rPr>
-            </w:pPr>
-          </w:p>
-        </w:tc>
-        <w:tc>
-          <w:tcPr>
-            <w:tcW w:w="6068" w:type="dxa"/>
-            <w:gridSpan w:val="2"/>
+            <w:tcW w:w="7196" w:type="dxa"/>
+            <w:gridSpan w:val="4"/>
           </w:tcPr>
           <w:p>
             <w:pPr>
@@ -1265,7 +1195,7 @@
         </w:tc>
         <w:tc>
           <w:tcPr>
-            <w:tcW w:w="2331" w:type="dxa"/>
+            <w:tcW w:w="2267" w:type="dxa"/>
           </w:tcPr>
           <w:p>
             <w:pPr>
@@ -1298,29 +1228,12 @@
         </w:trPr>
         <w:tc>
           <w:tcPr>
-            <w:tcW w:w="1064" w:type="dxa"/>
-          </w:tcPr>
-          <w:p>
-            <w:pPr>
-              <w:spacing w:before="60" w:after="60"/>
-              <w:rPr>
-                <w:rFonts w:ascii="Times New Roman" w:hAnsi="Times New Roman" w:cs="Times New Roman"/>
-                <w:b/>
-                <w:bCs/>
-                <w:sz w:val="24"/>
-                <w:szCs w:val="24"/>
-              </w:rPr>
-            </w:pPr>
-          </w:p>
-        </w:tc>
-        <w:tc>
-          <w:tcPr>
-            <w:tcW w:w="6068" w:type="dxa"/>
-            <w:gridSpan w:val="2"/>
-          </w:tcPr>
-          <w:p>
-            <w:pPr>
-              <w:spacing w:before="60" w:after="60"/>
+            <w:tcW w:w="7196" w:type="dxa"/>
+            <w:gridSpan w:val="4"/>
+          </w:tcPr>
+          <w:p>
+            <w:pPr>
+              <w:spacing w:before="60" w:after="120"/>
               <w:rPr>
                 <w:rFonts w:ascii="Times New Roman" w:hAnsi="Times New Roman" w:cs="Times New Roman"/>
                 <w:b/>
@@ -1343,7 +1256,7 @@
         </w:tc>
         <w:tc>
           <w:tcPr>
-            <w:tcW w:w="2331" w:type="dxa"/>
+            <w:tcW w:w="2267" w:type="dxa"/>
           </w:tcPr>
           <w:p>
             <w:pPr>
@@ -1422,6 +1335,7 @@
         <w:tc>
           <w:tcPr>
             <w:tcW w:w="2331" w:type="dxa"/>
+            <w:gridSpan w:val="2"/>
           </w:tcPr>
           <w:p>
             <w:pPr>
@@ -1491,6 +1405,7 @@
         <w:tc>
           <w:tcPr>
             <w:tcW w:w="2331" w:type="dxa"/>
+            <w:gridSpan w:val="2"/>
           </w:tcPr>
           <w:p>
             <w:pPr>
@@ -1550,27 +1465,41 @@
             <w:pPr>
               <w:spacing w:before="60" w:after="60"/>
               <w:jc w:val="center"/>
-            </w:pPr>
-            <w:r>
-              <w:t>1.1</w:t>
-            </w:r>
-          </w:p>
-        </w:tc>
-        <w:tc>
-          <w:tcPr>
-            <w:tcW w:w="5322" w:type="dxa"/>
-          </w:tcPr>
-          <w:p>
-            <w:pPr>
-              <w:spacing w:before="60" w:after="60"/>
-            </w:pPr>
-            <w:r>
-              <w:rPr>
-                <w:rFonts w:ascii="Times New Roman" w:hAnsi="Times New Roman" w:cs="Times New Roman"/>
-                <w:bCs/>
+              <w:rPr>
+                <w:rFonts w:ascii="Times New Roman" w:hAnsi="Times New Roman" w:cs="Times New Roman"/>
                 <w:sz w:val="28"/>
                 <w:szCs w:val="28"/>
               </w:rPr>
+            </w:pPr>
+            <w:r>
+              <w:rPr>
+                <w:rFonts w:ascii="Times New Roman" w:hAnsi="Times New Roman" w:cs="Times New Roman"/>
+                <w:sz w:val="28"/>
+                <w:szCs w:val="28"/>
+              </w:rPr>
+              <w:t>1.1</w:t>
+            </w:r>
+          </w:p>
+        </w:tc>
+        <w:tc>
+          <w:tcPr>
+            <w:tcW w:w="5322" w:type="dxa"/>
+          </w:tcPr>
+          <w:p>
+            <w:pPr>
+              <w:spacing w:before="60" w:after="60"/>
+              <w:rPr>
+                <w:sz w:val="28"/>
+                <w:szCs w:val="28"/>
+              </w:rPr>
+            </w:pPr>
+            <w:r>
+              <w:rPr>
+                <w:rFonts w:ascii="Times New Roman" w:hAnsi="Times New Roman" w:cs="Times New Roman"/>
+                <w:bCs/>
+                <w:sz w:val="28"/>
+                <w:szCs w:val="28"/>
+              </w:rPr>
               <w:t>Problem Statement</w:t>
             </w:r>
           </w:p>
@@ -1578,13 +1507,20 @@
         <w:tc>
           <w:tcPr>
             <w:tcW w:w="2331" w:type="dxa"/>
-          </w:tcPr>
-          <w:p>
-            <w:pPr>
-              <w:spacing w:before="60" w:after="60"/>
-              <w:jc w:val="center"/>
-            </w:pPr>
-            <w:r>
+            <w:gridSpan w:val="2"/>
+          </w:tcPr>
+          <w:p>
+            <w:pPr>
+              <w:spacing w:before="60" w:after="60"/>
+              <w:jc w:val="center"/>
+              <w:rPr>
+                <w:rFonts w:ascii="Times New Roman" w:hAnsi="Times New Roman" w:cs="Times New Roman"/>
+              </w:rPr>
+            </w:pPr>
+            <w:r>
+              <w:rPr>
+                <w:rFonts w:ascii="Times New Roman" w:hAnsi="Times New Roman" w:cs="Times New Roman"/>
+              </w:rPr>
               <w:t>1</w:t>
             </w:r>
           </w:p>
@@ -1613,8 +1549,18 @@
             <w:pPr>
               <w:spacing w:before="60" w:after="60"/>
               <w:jc w:val="center"/>
-            </w:pPr>
-            <w:r>
+              <w:rPr>
+                <w:rFonts w:ascii="Times New Roman" w:hAnsi="Times New Roman" w:cs="Times New Roman"/>
+                <w:sz w:val="28"/>
+                <w:szCs w:val="28"/>
+              </w:rPr>
+            </w:pPr>
+            <w:r>
+              <w:rPr>
+                <w:rFonts w:ascii="Times New Roman" w:hAnsi="Times New Roman" w:cs="Times New Roman"/>
+                <w:sz w:val="28"/>
+                <w:szCs w:val="28"/>
+              </w:rPr>
               <w:t>1.2</w:t>
             </w:r>
           </w:p>
@@ -1648,16 +1594,26 @@
         <w:tc>
           <w:tcPr>
             <w:tcW w:w="2331" w:type="dxa"/>
-          </w:tcPr>
-          <w:p>
-            <w:pPr>
-              <w:spacing w:before="60" w:after="60"/>
-              <w:jc w:val="center"/>
-            </w:pPr>
-            <w:r>
+            <w:gridSpan w:val="2"/>
+          </w:tcPr>
+          <w:p>
+            <w:pPr>
+              <w:spacing w:before="60" w:after="60"/>
+              <w:jc w:val="center"/>
+              <w:rPr>
+                <w:rFonts w:ascii="Times New Roman" w:hAnsi="Times New Roman" w:cs="Times New Roman"/>
+              </w:rPr>
+            </w:pPr>
+            <w:r>
+              <w:rPr>
+                <w:rFonts w:ascii="Times New Roman" w:hAnsi="Times New Roman" w:cs="Times New Roman"/>
+              </w:rPr>
               <w:t>1-</w:t>
             </w:r>
             <w:r>
+              <w:rPr>
+                <w:rFonts w:ascii="Times New Roman" w:hAnsi="Times New Roman" w:cs="Times New Roman"/>
+              </w:rPr>
               <w:t>2</w:t>
             </w:r>
           </w:p>
@@ -1686,8 +1642,18 @@
             <w:pPr>
               <w:spacing w:before="60" w:after="60"/>
               <w:jc w:val="center"/>
-            </w:pPr>
-            <w:r>
+              <w:rPr>
+                <w:rFonts w:ascii="Times New Roman" w:hAnsi="Times New Roman" w:cs="Times New Roman"/>
+                <w:sz w:val="28"/>
+                <w:szCs w:val="28"/>
+              </w:rPr>
+            </w:pPr>
+            <w:r>
+              <w:rPr>
+                <w:rFonts w:ascii="Times New Roman" w:hAnsi="Times New Roman" w:cs="Times New Roman"/>
+                <w:sz w:val="28"/>
+                <w:szCs w:val="28"/>
+              </w:rPr>
               <w:t>1.3</w:t>
             </w:r>
           </w:p>
@@ -1721,16 +1687,26 @@
         <w:tc>
           <w:tcPr>
             <w:tcW w:w="2331" w:type="dxa"/>
-          </w:tcPr>
-          <w:p>
-            <w:pPr>
-              <w:spacing w:before="60" w:after="60"/>
-              <w:jc w:val="center"/>
-            </w:pPr>
-            <w:r>
+            <w:gridSpan w:val="2"/>
+          </w:tcPr>
+          <w:p>
+            <w:pPr>
+              <w:spacing w:before="60" w:after="60"/>
+              <w:jc w:val="center"/>
+              <w:rPr>
+                <w:rFonts w:ascii="Times New Roman" w:hAnsi="Times New Roman" w:cs="Times New Roman"/>
+              </w:rPr>
+            </w:pPr>
+            <w:r>
+              <w:rPr>
+                <w:rFonts w:ascii="Times New Roman" w:hAnsi="Times New Roman" w:cs="Times New Roman"/>
+              </w:rPr>
               <w:t>2-</w:t>
             </w:r>
             <w:r>
+              <w:rPr>
+                <w:rFonts w:ascii="Times New Roman" w:hAnsi="Times New Roman" w:cs="Times New Roman"/>
+              </w:rPr>
               <w:t>3</w:t>
             </w:r>
           </w:p>
@@ -1759,22 +1735,8 @@
             <w:pPr>
               <w:spacing w:before="60" w:after="60"/>
               <w:jc w:val="center"/>
-            </w:pPr>
-            <w:r>
-              <w:t>1.4</w:t>
-            </w:r>
-          </w:p>
-        </w:tc>
-        <w:tc>
-          <w:tcPr>
-            <w:tcW w:w="5322" w:type="dxa"/>
-          </w:tcPr>
-          <w:p>
-            <w:pPr>
-              <w:spacing w:before="120"/>
-              <w:rPr>
-                <w:rFonts w:ascii="Times New Roman" w:hAnsi="Times New Roman" w:cs="Times New Roman"/>
-                <w:bCs/>
+              <w:rPr>
+                <w:rFonts w:ascii="Times New Roman" w:hAnsi="Times New Roman" w:cs="Times New Roman"/>
                 <w:sz w:val="28"/>
                 <w:szCs w:val="28"/>
               </w:rPr>
@@ -1782,10 +1744,34 @@
             <w:r>
               <w:rPr>
                 <w:rFonts w:ascii="Times New Roman" w:hAnsi="Times New Roman" w:cs="Times New Roman"/>
-                <w:bCs/>
                 <w:sz w:val="28"/>
                 <w:szCs w:val="28"/>
               </w:rPr>
+              <w:t>1.4</w:t>
+            </w:r>
+          </w:p>
+        </w:tc>
+        <w:tc>
+          <w:tcPr>
+            <w:tcW w:w="5322" w:type="dxa"/>
+          </w:tcPr>
+          <w:p>
+            <w:pPr>
+              <w:spacing w:before="120"/>
+              <w:rPr>
+                <w:rFonts w:ascii="Times New Roman" w:hAnsi="Times New Roman" w:cs="Times New Roman"/>
+                <w:bCs/>
+                <w:sz w:val="28"/>
+                <w:szCs w:val="28"/>
+              </w:rPr>
+            </w:pPr>
+            <w:r>
+              <w:rPr>
+                <w:rFonts w:ascii="Times New Roman" w:hAnsi="Times New Roman" w:cs="Times New Roman"/>
+                <w:bCs/>
+                <w:sz w:val="28"/>
+                <w:szCs w:val="28"/>
+              </w:rPr>
               <w:t>Objectives of the study</w:t>
             </w:r>
           </w:p>
@@ -1793,16 +1779,26 @@
         <w:tc>
           <w:tcPr>
             <w:tcW w:w="2331" w:type="dxa"/>
-          </w:tcPr>
-          <w:p>
-            <w:pPr>
-              <w:spacing w:before="60" w:after="60"/>
-              <w:jc w:val="center"/>
-            </w:pPr>
-            <w:r>
+            <w:gridSpan w:val="2"/>
+          </w:tcPr>
+          <w:p>
+            <w:pPr>
+              <w:spacing w:before="60" w:after="60"/>
+              <w:jc w:val="center"/>
+              <w:rPr>
+                <w:rFonts w:ascii="Times New Roman" w:hAnsi="Times New Roman" w:cs="Times New Roman"/>
+              </w:rPr>
+            </w:pPr>
+            <w:r>
+              <w:rPr>
+                <w:rFonts w:ascii="Times New Roman" w:hAnsi="Times New Roman" w:cs="Times New Roman"/>
+              </w:rPr>
               <w:t>3-</w:t>
             </w:r>
             <w:r>
+              <w:rPr>
+                <w:rFonts w:ascii="Times New Roman" w:hAnsi="Times New Roman" w:cs="Times New Roman"/>
+              </w:rPr>
               <w:t>4</w:t>
             </w:r>
           </w:p>
@@ -1871,6 +1867,7 @@
         <w:tc>
           <w:tcPr>
             <w:tcW w:w="2331" w:type="dxa"/>
+            <w:gridSpan w:val="2"/>
           </w:tcPr>
           <w:p>
             <w:pPr>
@@ -1940,6 +1937,7 @@
         <w:tc>
           <w:tcPr>
             <w:tcW w:w="2331" w:type="dxa"/>
+            <w:gridSpan w:val="2"/>
           </w:tcPr>
           <w:p>
             <w:pPr>
@@ -2049,6 +2047,7 @@
         <w:tc>
           <w:tcPr>
             <w:tcW w:w="2331" w:type="dxa"/>
+            <w:gridSpan w:val="2"/>
           </w:tcPr>
           <w:p>
             <w:pPr>
@@ -2118,6 +2117,7 @@
         <w:tc>
           <w:tcPr>
             <w:tcW w:w="2331" w:type="dxa"/>
+            <w:gridSpan w:val="2"/>
           </w:tcPr>
           <w:p>
             <w:pPr>
@@ -2187,27 +2187,37 @@
             <w:pPr>
               <w:spacing w:before="60" w:after="60"/>
               <w:jc w:val="center"/>
-            </w:pPr>
-            <w:r>
-              <w:t>3.1</w:t>
-            </w:r>
-          </w:p>
-        </w:tc>
-        <w:tc>
-          <w:tcPr>
-            <w:tcW w:w="5322" w:type="dxa"/>
-          </w:tcPr>
-          <w:p>
-            <w:pPr>
-              <w:spacing w:before="60" w:after="60"/>
-            </w:pPr>
-            <w:r>
-              <w:rPr>
-                <w:rFonts w:ascii="Times New Roman" w:hAnsi="Times New Roman" w:cs="Times New Roman"/>
-                <w:bCs/>
+              <w:rPr>
+                <w:rFonts w:ascii="Times New Roman" w:hAnsi="Times New Roman" w:cs="Times New Roman"/>
                 <w:sz w:val="28"/>
                 <w:szCs w:val="28"/>
               </w:rPr>
+            </w:pPr>
+            <w:r>
+              <w:rPr>
+                <w:rFonts w:ascii="Times New Roman" w:hAnsi="Times New Roman" w:cs="Times New Roman"/>
+                <w:sz w:val="28"/>
+                <w:szCs w:val="28"/>
+              </w:rPr>
+              <w:t>3.1</w:t>
+            </w:r>
+          </w:p>
+        </w:tc>
+        <w:tc>
+          <w:tcPr>
+            <w:tcW w:w="5322" w:type="dxa"/>
+          </w:tcPr>
+          <w:p>
+            <w:pPr>
+              <w:spacing w:before="60" w:after="60"/>
+            </w:pPr>
+            <w:r>
+              <w:rPr>
+                <w:rFonts w:ascii="Times New Roman" w:hAnsi="Times New Roman" w:cs="Times New Roman"/>
+                <w:bCs/>
+                <w:sz w:val="28"/>
+                <w:szCs w:val="28"/>
+              </w:rPr>
               <w:t xml:space="preserve">Hardware Requirements </w:t>
             </w:r>
           </w:p>
@@ -2215,13 +2225,20 @@
         <w:tc>
           <w:tcPr>
             <w:tcW w:w="2331" w:type="dxa"/>
-          </w:tcPr>
-          <w:p>
-            <w:pPr>
-              <w:spacing w:before="60" w:after="60"/>
-              <w:jc w:val="center"/>
-            </w:pPr>
-            <w:r>
+            <w:gridSpan w:val="2"/>
+          </w:tcPr>
+          <w:p>
+            <w:pPr>
+              <w:spacing w:before="60" w:after="60"/>
+              <w:jc w:val="center"/>
+              <w:rPr>
+                <w:rFonts w:ascii="Times New Roman" w:hAnsi="Times New Roman" w:cs="Times New Roman"/>
+              </w:rPr>
+            </w:pPr>
+            <w:r>
+              <w:rPr>
+                <w:rFonts w:ascii="Times New Roman" w:hAnsi="Times New Roman" w:cs="Times New Roman"/>
+              </w:rPr>
               <w:t>21</w:t>
             </w:r>
           </w:p>
@@ -2250,27 +2267,37 @@
             <w:pPr>
               <w:spacing w:before="60" w:after="60"/>
               <w:jc w:val="center"/>
-            </w:pPr>
-            <w:r>
-              <w:t>3.2</w:t>
-            </w:r>
-          </w:p>
-        </w:tc>
-        <w:tc>
-          <w:tcPr>
-            <w:tcW w:w="5322" w:type="dxa"/>
-          </w:tcPr>
-          <w:p>
-            <w:pPr>
-              <w:spacing w:before="60" w:after="60"/>
-            </w:pPr>
-            <w:r>
-              <w:rPr>
-                <w:rFonts w:ascii="Times New Roman" w:hAnsi="Times New Roman" w:cs="Times New Roman"/>
-                <w:bCs/>
+              <w:rPr>
+                <w:rFonts w:ascii="Times New Roman" w:hAnsi="Times New Roman" w:cs="Times New Roman"/>
                 <w:sz w:val="28"/>
                 <w:szCs w:val="28"/>
               </w:rPr>
+            </w:pPr>
+            <w:r>
+              <w:rPr>
+                <w:rFonts w:ascii="Times New Roman" w:hAnsi="Times New Roman" w:cs="Times New Roman"/>
+                <w:sz w:val="28"/>
+                <w:szCs w:val="28"/>
+              </w:rPr>
+              <w:t>3.2</w:t>
+            </w:r>
+          </w:p>
+        </w:tc>
+        <w:tc>
+          <w:tcPr>
+            <w:tcW w:w="5322" w:type="dxa"/>
+          </w:tcPr>
+          <w:p>
+            <w:pPr>
+              <w:spacing w:before="60" w:after="60"/>
+            </w:pPr>
+            <w:r>
+              <w:rPr>
+                <w:rFonts w:ascii="Times New Roman" w:hAnsi="Times New Roman" w:cs="Times New Roman"/>
+                <w:bCs/>
+                <w:sz w:val="28"/>
+                <w:szCs w:val="28"/>
+              </w:rPr>
               <w:t xml:space="preserve">Software Requirements </w:t>
             </w:r>
           </w:p>
@@ -2278,13 +2305,20 @@
         <w:tc>
           <w:tcPr>
             <w:tcW w:w="2331" w:type="dxa"/>
-          </w:tcPr>
-          <w:p>
-            <w:pPr>
-              <w:spacing w:before="60" w:after="60"/>
-              <w:jc w:val="center"/>
-            </w:pPr>
-            <w:r>
+            <w:gridSpan w:val="2"/>
+          </w:tcPr>
+          <w:p>
+            <w:pPr>
+              <w:spacing w:before="60" w:after="60"/>
+              <w:jc w:val="center"/>
+              <w:rPr>
+                <w:rFonts w:ascii="Times New Roman" w:hAnsi="Times New Roman" w:cs="Times New Roman"/>
+              </w:rPr>
+            </w:pPr>
+            <w:r>
+              <w:rPr>
+                <w:rFonts w:ascii="Times New Roman" w:hAnsi="Times New Roman" w:cs="Times New Roman"/>
+              </w:rPr>
               <w:t>21-22</w:t>
             </w:r>
           </w:p>
@@ -2313,27 +2347,37 @@
             <w:pPr>
               <w:spacing w:before="60" w:after="60"/>
               <w:jc w:val="center"/>
-            </w:pPr>
-            <w:r>
-              <w:t>3.3</w:t>
-            </w:r>
-          </w:p>
-        </w:tc>
-        <w:tc>
-          <w:tcPr>
-            <w:tcW w:w="5322" w:type="dxa"/>
-          </w:tcPr>
-          <w:p>
-            <w:pPr>
-              <w:spacing w:before="60" w:after="60"/>
-            </w:pPr>
-            <w:r>
-              <w:rPr>
-                <w:rFonts w:ascii="Times New Roman" w:hAnsi="Times New Roman" w:cs="Times New Roman"/>
-                <w:bCs/>
+              <w:rPr>
+                <w:rFonts w:ascii="Times New Roman" w:hAnsi="Times New Roman" w:cs="Times New Roman"/>
                 <w:sz w:val="28"/>
                 <w:szCs w:val="28"/>
               </w:rPr>
+            </w:pPr>
+            <w:r>
+              <w:rPr>
+                <w:rFonts w:ascii="Times New Roman" w:hAnsi="Times New Roman" w:cs="Times New Roman"/>
+                <w:sz w:val="28"/>
+                <w:szCs w:val="28"/>
+              </w:rPr>
+              <w:t>3.3</w:t>
+            </w:r>
+          </w:p>
+        </w:tc>
+        <w:tc>
+          <w:tcPr>
+            <w:tcW w:w="5322" w:type="dxa"/>
+          </w:tcPr>
+          <w:p>
+            <w:pPr>
+              <w:spacing w:before="60" w:after="60"/>
+            </w:pPr>
+            <w:r>
+              <w:rPr>
+                <w:rFonts w:ascii="Times New Roman" w:hAnsi="Times New Roman" w:cs="Times New Roman"/>
+                <w:bCs/>
+                <w:sz w:val="28"/>
+                <w:szCs w:val="28"/>
+              </w:rPr>
               <w:t xml:space="preserve">Functional Requirements </w:t>
             </w:r>
           </w:p>
@@ -2341,13 +2385,20 @@
         <w:tc>
           <w:tcPr>
             <w:tcW w:w="2331" w:type="dxa"/>
-          </w:tcPr>
-          <w:p>
-            <w:pPr>
-              <w:spacing w:before="60" w:after="60"/>
-              <w:jc w:val="center"/>
-            </w:pPr>
-            <w:r>
+            <w:gridSpan w:val="2"/>
+          </w:tcPr>
+          <w:p>
+            <w:pPr>
+              <w:spacing w:before="60" w:after="60"/>
+              <w:jc w:val="center"/>
+              <w:rPr>
+                <w:rFonts w:ascii="Times New Roman" w:hAnsi="Times New Roman" w:cs="Times New Roman"/>
+              </w:rPr>
+            </w:pPr>
+            <w:r>
+              <w:rPr>
+                <w:rFonts w:ascii="Times New Roman" w:hAnsi="Times New Roman" w:cs="Times New Roman"/>
+              </w:rPr>
               <w:t>22</w:t>
             </w:r>
           </w:p>
@@ -2376,27 +2427,37 @@
             <w:pPr>
               <w:spacing w:before="60" w:after="60"/>
               <w:jc w:val="center"/>
-            </w:pPr>
-            <w:r>
-              <w:t>3.4</w:t>
-            </w:r>
-          </w:p>
-        </w:tc>
-        <w:tc>
-          <w:tcPr>
-            <w:tcW w:w="5322" w:type="dxa"/>
-          </w:tcPr>
-          <w:p>
-            <w:pPr>
-              <w:spacing w:before="60" w:after="60"/>
-            </w:pPr>
-            <w:r>
-              <w:rPr>
-                <w:rFonts w:ascii="Times New Roman" w:hAnsi="Times New Roman" w:cs="Times New Roman"/>
-                <w:bCs/>
+              <w:rPr>
+                <w:rFonts w:ascii="Times New Roman" w:hAnsi="Times New Roman" w:cs="Times New Roman"/>
                 <w:sz w:val="28"/>
                 <w:szCs w:val="28"/>
               </w:rPr>
+            </w:pPr>
+            <w:r>
+              <w:rPr>
+                <w:rFonts w:ascii="Times New Roman" w:hAnsi="Times New Roman" w:cs="Times New Roman"/>
+                <w:sz w:val="28"/>
+                <w:szCs w:val="28"/>
+              </w:rPr>
+              <w:t>3.4</w:t>
+            </w:r>
+          </w:p>
+        </w:tc>
+        <w:tc>
+          <w:tcPr>
+            <w:tcW w:w="5322" w:type="dxa"/>
+          </w:tcPr>
+          <w:p>
+            <w:pPr>
+              <w:spacing w:before="60" w:after="60"/>
+            </w:pPr>
+            <w:r>
+              <w:rPr>
+                <w:rFonts w:ascii="Times New Roman" w:hAnsi="Times New Roman" w:cs="Times New Roman"/>
+                <w:bCs/>
+                <w:sz w:val="28"/>
+                <w:szCs w:val="28"/>
+              </w:rPr>
               <w:t xml:space="preserve">Non-Functional Requirements </w:t>
             </w:r>
           </w:p>
@@ -2404,13 +2465,20 @@
         <w:tc>
           <w:tcPr>
             <w:tcW w:w="2331" w:type="dxa"/>
-          </w:tcPr>
-          <w:p>
-            <w:pPr>
-              <w:spacing w:before="60" w:after="60"/>
-              <w:jc w:val="center"/>
-            </w:pPr>
-            <w:r>
+            <w:gridSpan w:val="2"/>
+          </w:tcPr>
+          <w:p>
+            <w:pPr>
+              <w:spacing w:before="60" w:after="60"/>
+              <w:jc w:val="center"/>
+              <w:rPr>
+                <w:rFonts w:ascii="Times New Roman" w:hAnsi="Times New Roman" w:cs="Times New Roman"/>
+              </w:rPr>
+            </w:pPr>
+            <w:r>
+              <w:rPr>
+                <w:rFonts w:ascii="Times New Roman" w:hAnsi="Times New Roman" w:cs="Times New Roman"/>
+              </w:rPr>
               <w:t>22-23</w:t>
             </w:r>
           </w:p>
@@ -2439,27 +2507,37 @@
             <w:pPr>
               <w:spacing w:before="60" w:after="60"/>
               <w:jc w:val="center"/>
-            </w:pPr>
-            <w:r>
-              <w:t>3.6</w:t>
-            </w:r>
-          </w:p>
-        </w:tc>
-        <w:tc>
-          <w:tcPr>
-            <w:tcW w:w="5322" w:type="dxa"/>
-          </w:tcPr>
-          <w:p>
-            <w:pPr>
-              <w:spacing w:before="60" w:after="60"/>
-            </w:pPr>
-            <w:r>
-              <w:rPr>
-                <w:rFonts w:ascii="Times New Roman" w:hAnsi="Times New Roman" w:cs="Times New Roman"/>
-                <w:bCs/>
+              <w:rPr>
+                <w:rFonts w:ascii="Times New Roman" w:hAnsi="Times New Roman" w:cs="Times New Roman"/>
                 <w:sz w:val="28"/>
                 <w:szCs w:val="28"/>
               </w:rPr>
+            </w:pPr>
+            <w:r>
+              <w:rPr>
+                <w:rFonts w:ascii="Times New Roman" w:hAnsi="Times New Roman" w:cs="Times New Roman"/>
+                <w:sz w:val="28"/>
+                <w:szCs w:val="28"/>
+              </w:rPr>
+              <w:t>3.6</w:t>
+            </w:r>
+          </w:p>
+        </w:tc>
+        <w:tc>
+          <w:tcPr>
+            <w:tcW w:w="5322" w:type="dxa"/>
+          </w:tcPr>
+          <w:p>
+            <w:pPr>
+              <w:spacing w:before="60" w:after="60"/>
+            </w:pPr>
+            <w:r>
+              <w:rPr>
+                <w:rFonts w:ascii="Times New Roman" w:hAnsi="Times New Roman" w:cs="Times New Roman"/>
+                <w:bCs/>
+                <w:sz w:val="28"/>
+                <w:szCs w:val="28"/>
+              </w:rPr>
               <w:t xml:space="preserve">Performance Requirements </w:t>
             </w:r>
           </w:p>
@@ -2467,13 +2545,20 @@
         <w:tc>
           <w:tcPr>
             <w:tcW w:w="2331" w:type="dxa"/>
-          </w:tcPr>
-          <w:p>
-            <w:pPr>
-              <w:spacing w:before="60" w:after="60"/>
-              <w:jc w:val="center"/>
-            </w:pPr>
-            <w:r>
+            <w:gridSpan w:val="2"/>
+          </w:tcPr>
+          <w:p>
+            <w:pPr>
+              <w:spacing w:before="60" w:after="60"/>
+              <w:jc w:val="center"/>
+              <w:rPr>
+                <w:rFonts w:ascii="Times New Roman" w:hAnsi="Times New Roman" w:cs="Times New Roman"/>
+              </w:rPr>
+            </w:pPr>
+            <w:r>
+              <w:rPr>
+                <w:rFonts w:ascii="Times New Roman" w:hAnsi="Times New Roman" w:cs="Times New Roman"/>
+              </w:rPr>
               <w:t>23</w:t>
             </w:r>
           </w:p>
@@ -2542,6 +2627,7 @@
         <w:tc>
           <w:tcPr>
             <w:tcW w:w="2331" w:type="dxa"/>
+            <w:gridSpan w:val="2"/>
           </w:tcPr>
           <w:p>
             <w:pPr>
@@ -2611,6 +2697,7 @@
         <w:tc>
           <w:tcPr>
             <w:tcW w:w="2331" w:type="dxa"/>
+            <w:gridSpan w:val="2"/>
           </w:tcPr>
           <w:p>
             <w:pPr>
@@ -2680,8 +2767,18 @@
             <w:pPr>
               <w:spacing w:before="60" w:after="60"/>
               <w:jc w:val="center"/>
-            </w:pPr>
-            <w:r>
+              <w:rPr>
+                <w:rFonts w:ascii="Times New Roman" w:hAnsi="Times New Roman" w:cs="Times New Roman"/>
+                <w:sz w:val="28"/>
+                <w:szCs w:val="28"/>
+              </w:rPr>
+            </w:pPr>
+            <w:r>
+              <w:rPr>
+                <w:rFonts w:ascii="Times New Roman" w:hAnsi="Times New Roman" w:cs="Times New Roman"/>
+                <w:sz w:val="28"/>
+                <w:szCs w:val="28"/>
+              </w:rPr>
               <w:t>4.1</w:t>
             </w:r>
           </w:p>
@@ -2720,13 +2817,20 @@
         <w:tc>
           <w:tcPr>
             <w:tcW w:w="2331" w:type="dxa"/>
-          </w:tcPr>
-          <w:p>
-            <w:pPr>
-              <w:spacing w:before="60" w:after="60"/>
-              <w:jc w:val="center"/>
-            </w:pPr>
-            <w:r>
+            <w:gridSpan w:val="2"/>
+          </w:tcPr>
+          <w:p>
+            <w:pPr>
+              <w:spacing w:before="60" w:after="60"/>
+              <w:jc w:val="center"/>
+              <w:rPr>
+                <w:rFonts w:ascii="Times New Roman" w:hAnsi="Times New Roman" w:cs="Times New Roman"/>
+              </w:rPr>
+            </w:pPr>
+            <w:r>
+              <w:rPr>
+                <w:rFonts w:ascii="Times New Roman" w:hAnsi="Times New Roman" w:cs="Times New Roman"/>
+              </w:rPr>
               <w:t>24</w:t>
             </w:r>
           </w:p>
@@ -2755,27 +2859,37 @@
             <w:pPr>
               <w:spacing w:before="60" w:after="60"/>
               <w:jc w:val="center"/>
-            </w:pPr>
-            <w:r>
-              <w:t>4.2</w:t>
-            </w:r>
-          </w:p>
-        </w:tc>
-        <w:tc>
-          <w:tcPr>
-            <w:tcW w:w="5322" w:type="dxa"/>
-          </w:tcPr>
-          <w:p>
-            <w:pPr>
-              <w:spacing w:before="60" w:after="60"/>
-            </w:pPr>
-            <w:r>
-              <w:rPr>
-                <w:rFonts w:ascii="Times New Roman" w:hAnsi="Times New Roman" w:cs="Times New Roman"/>
-                <w:bCs/>
+              <w:rPr>
+                <w:rFonts w:ascii="Times New Roman" w:hAnsi="Times New Roman" w:cs="Times New Roman"/>
                 <w:sz w:val="28"/>
                 <w:szCs w:val="28"/>
               </w:rPr>
+            </w:pPr>
+            <w:r>
+              <w:rPr>
+                <w:rFonts w:ascii="Times New Roman" w:hAnsi="Times New Roman" w:cs="Times New Roman"/>
+                <w:sz w:val="28"/>
+                <w:szCs w:val="28"/>
+              </w:rPr>
+              <w:t>4.2</w:t>
+            </w:r>
+          </w:p>
+        </w:tc>
+        <w:tc>
+          <w:tcPr>
+            <w:tcW w:w="5322" w:type="dxa"/>
+          </w:tcPr>
+          <w:p>
+            <w:pPr>
+              <w:spacing w:before="60" w:after="60"/>
+            </w:pPr>
+            <w:r>
+              <w:rPr>
+                <w:rFonts w:ascii="Times New Roman" w:hAnsi="Times New Roman" w:cs="Times New Roman"/>
+                <w:bCs/>
+                <w:sz w:val="28"/>
+                <w:szCs w:val="28"/>
+              </w:rPr>
               <w:t>Edge AI Processing and Threat Detection</w:t>
             </w:r>
           </w:p>
@@ -2783,19 +2897,32 @@
         <w:tc>
           <w:tcPr>
             <w:tcW w:w="2331" w:type="dxa"/>
-          </w:tcPr>
-          <w:p>
-            <w:pPr>
-              <w:spacing w:before="60" w:after="60"/>
-              <w:jc w:val="center"/>
-            </w:pPr>
-            <w:r>
+            <w:gridSpan w:val="2"/>
+          </w:tcPr>
+          <w:p>
+            <w:pPr>
+              <w:spacing w:before="60" w:after="60"/>
+              <w:jc w:val="center"/>
+              <w:rPr>
+                <w:rFonts w:ascii="Times New Roman" w:hAnsi="Times New Roman" w:cs="Times New Roman"/>
+              </w:rPr>
+            </w:pPr>
+            <w:r>
+              <w:rPr>
+                <w:rFonts w:ascii="Times New Roman" w:hAnsi="Times New Roman" w:cs="Times New Roman"/>
+              </w:rPr>
               <w:t>2</w:t>
             </w:r>
             <w:r>
+              <w:rPr>
+                <w:rFonts w:ascii="Times New Roman" w:hAnsi="Times New Roman" w:cs="Times New Roman"/>
+              </w:rPr>
               <w:t>4</w:t>
             </w:r>
             <w:r>
+              <w:rPr>
+                <w:rFonts w:ascii="Times New Roman" w:hAnsi="Times New Roman" w:cs="Times New Roman"/>
+              </w:rPr>
               <w:t>-25</w:t>
             </w:r>
           </w:p>
@@ -2824,27 +2951,37 @@
             <w:pPr>
               <w:spacing w:before="60" w:after="60"/>
               <w:jc w:val="center"/>
-            </w:pPr>
-            <w:r>
-              <w:t>4.3</w:t>
-            </w:r>
-          </w:p>
-        </w:tc>
-        <w:tc>
-          <w:tcPr>
-            <w:tcW w:w="5322" w:type="dxa"/>
-          </w:tcPr>
-          <w:p>
-            <w:pPr>
-              <w:spacing w:before="60" w:after="60"/>
-            </w:pPr>
-            <w:r>
-              <w:rPr>
-                <w:rFonts w:ascii="Times New Roman" w:hAnsi="Times New Roman" w:cs="Times New Roman"/>
-                <w:bCs/>
+              <w:rPr>
+                <w:rFonts w:ascii="Times New Roman" w:hAnsi="Times New Roman" w:cs="Times New Roman"/>
                 <w:sz w:val="28"/>
                 <w:szCs w:val="28"/>
               </w:rPr>
+            </w:pPr>
+            <w:r>
+              <w:rPr>
+                <w:rFonts w:ascii="Times New Roman" w:hAnsi="Times New Roman" w:cs="Times New Roman"/>
+                <w:sz w:val="28"/>
+                <w:szCs w:val="28"/>
+              </w:rPr>
+              <w:t>4.3</w:t>
+            </w:r>
+          </w:p>
+        </w:tc>
+        <w:tc>
+          <w:tcPr>
+            <w:tcW w:w="5322" w:type="dxa"/>
+          </w:tcPr>
+          <w:p>
+            <w:pPr>
+              <w:spacing w:before="60" w:after="60"/>
+            </w:pPr>
+            <w:r>
+              <w:rPr>
+                <w:rFonts w:ascii="Times New Roman" w:hAnsi="Times New Roman" w:cs="Times New Roman"/>
+                <w:bCs/>
+                <w:sz w:val="28"/>
+                <w:szCs w:val="28"/>
+              </w:rPr>
               <w:t>Communication and Alert System</w:t>
             </w:r>
           </w:p>
@@ -2852,16 +2989,26 @@
         <w:tc>
           <w:tcPr>
             <w:tcW w:w="2331" w:type="dxa"/>
-          </w:tcPr>
-          <w:p>
-            <w:pPr>
-              <w:spacing w:before="60" w:after="60"/>
-              <w:jc w:val="center"/>
-            </w:pPr>
-            <w:r>
+            <w:gridSpan w:val="2"/>
+          </w:tcPr>
+          <w:p>
+            <w:pPr>
+              <w:spacing w:before="60" w:after="60"/>
+              <w:jc w:val="center"/>
+              <w:rPr>
+                <w:rFonts w:ascii="Times New Roman" w:hAnsi="Times New Roman" w:cs="Times New Roman"/>
+              </w:rPr>
+            </w:pPr>
+            <w:r>
+              <w:rPr>
+                <w:rFonts w:ascii="Times New Roman" w:hAnsi="Times New Roman" w:cs="Times New Roman"/>
+              </w:rPr>
               <w:t>2</w:t>
             </w:r>
             <w:r>
+              <w:rPr>
+                <w:rFonts w:ascii="Times New Roman" w:hAnsi="Times New Roman" w:cs="Times New Roman"/>
+              </w:rPr>
               <w:t>5</w:t>
             </w:r>
           </w:p>
@@ -2890,27 +3037,37 @@
             <w:pPr>
               <w:spacing w:before="60" w:after="60"/>
               <w:jc w:val="center"/>
-            </w:pPr>
-            <w:r>
-              <w:t>4.4</w:t>
-            </w:r>
-          </w:p>
-        </w:tc>
-        <w:tc>
-          <w:tcPr>
-            <w:tcW w:w="5322" w:type="dxa"/>
-          </w:tcPr>
-          <w:p>
-            <w:pPr>
-              <w:spacing w:before="60" w:after="60"/>
-            </w:pPr>
-            <w:r>
-              <w:rPr>
-                <w:rFonts w:ascii="Times New Roman" w:hAnsi="Times New Roman" w:cs="Times New Roman"/>
-                <w:bCs/>
+              <w:rPr>
+                <w:rFonts w:ascii="Times New Roman" w:hAnsi="Times New Roman" w:cs="Times New Roman"/>
                 <w:sz w:val="28"/>
                 <w:szCs w:val="28"/>
               </w:rPr>
+            </w:pPr>
+            <w:r>
+              <w:rPr>
+                <w:rFonts w:ascii="Times New Roman" w:hAnsi="Times New Roman" w:cs="Times New Roman"/>
+                <w:sz w:val="28"/>
+                <w:szCs w:val="28"/>
+              </w:rPr>
+              <w:t>4.4</w:t>
+            </w:r>
+          </w:p>
+        </w:tc>
+        <w:tc>
+          <w:tcPr>
+            <w:tcW w:w="5322" w:type="dxa"/>
+          </w:tcPr>
+          <w:p>
+            <w:pPr>
+              <w:spacing w:before="60" w:after="60"/>
+            </w:pPr>
+            <w:r>
+              <w:rPr>
+                <w:rFonts w:ascii="Times New Roman" w:hAnsi="Times New Roman" w:cs="Times New Roman"/>
+                <w:bCs/>
+                <w:sz w:val="28"/>
+                <w:szCs w:val="28"/>
+              </w:rPr>
               <w:t>Monitoring Dashboard and Emergency Response</w:t>
             </w:r>
           </w:p>
@@ -2918,16 +3075,26 @@
         <w:tc>
           <w:tcPr>
             <w:tcW w:w="2331" w:type="dxa"/>
-          </w:tcPr>
-          <w:p>
-            <w:pPr>
-              <w:spacing w:before="60" w:after="60"/>
-              <w:jc w:val="center"/>
-            </w:pPr>
-            <w:r>
+            <w:gridSpan w:val="2"/>
+          </w:tcPr>
+          <w:p>
+            <w:pPr>
+              <w:spacing w:before="60" w:after="60"/>
+              <w:jc w:val="center"/>
+              <w:rPr>
+                <w:rFonts w:ascii="Times New Roman" w:hAnsi="Times New Roman" w:cs="Times New Roman"/>
+              </w:rPr>
+            </w:pPr>
+            <w:r>
+              <w:rPr>
+                <w:rFonts w:ascii="Times New Roman" w:hAnsi="Times New Roman" w:cs="Times New Roman"/>
+              </w:rPr>
               <w:t>2</w:t>
             </w:r>
             <w:r>
+              <w:rPr>
+                <w:rFonts w:ascii="Times New Roman" w:hAnsi="Times New Roman" w:cs="Times New Roman"/>
+              </w:rPr>
               <w:t>5</w:t>
             </w:r>
           </w:p>
@@ -2956,27 +3123,37 @@
             <w:pPr>
               <w:spacing w:before="60" w:after="60"/>
               <w:jc w:val="center"/>
-            </w:pPr>
-            <w:r>
-              <w:t>4.5</w:t>
-            </w:r>
-          </w:p>
-        </w:tc>
-        <w:tc>
-          <w:tcPr>
-            <w:tcW w:w="5322" w:type="dxa"/>
-          </w:tcPr>
-          <w:p>
-            <w:pPr>
-              <w:spacing w:before="60" w:after="60"/>
-            </w:pPr>
-            <w:r>
-              <w:rPr>
-                <w:rFonts w:ascii="Times New Roman" w:hAnsi="Times New Roman" w:cs="Times New Roman"/>
-                <w:bCs/>
+              <w:rPr>
+                <w:rFonts w:ascii="Times New Roman" w:hAnsi="Times New Roman" w:cs="Times New Roman"/>
                 <w:sz w:val="28"/>
                 <w:szCs w:val="28"/>
               </w:rPr>
+            </w:pPr>
+            <w:r>
+              <w:rPr>
+                <w:rFonts w:ascii="Times New Roman" w:hAnsi="Times New Roman" w:cs="Times New Roman"/>
+                <w:sz w:val="28"/>
+                <w:szCs w:val="28"/>
+              </w:rPr>
+              <w:t>4.5</w:t>
+            </w:r>
+          </w:p>
+        </w:tc>
+        <w:tc>
+          <w:tcPr>
+            <w:tcW w:w="5322" w:type="dxa"/>
+          </w:tcPr>
+          <w:p>
+            <w:pPr>
+              <w:spacing w:before="60" w:after="60"/>
+            </w:pPr>
+            <w:r>
+              <w:rPr>
+                <w:rFonts w:ascii="Times New Roman" w:hAnsi="Times New Roman" w:cs="Times New Roman"/>
+                <w:bCs/>
+                <w:sz w:val="28"/>
+                <w:szCs w:val="28"/>
+              </w:rPr>
               <w:t>Flow Diagram</w:t>
             </w:r>
           </w:p>
@@ -2984,16 +3161,26 @@
         <w:tc>
           <w:tcPr>
             <w:tcW w:w="2331" w:type="dxa"/>
-          </w:tcPr>
-          <w:p>
-            <w:pPr>
-              <w:spacing w:before="60" w:after="60"/>
-              <w:jc w:val="center"/>
-            </w:pPr>
-            <w:r>
+            <w:gridSpan w:val="2"/>
+          </w:tcPr>
+          <w:p>
+            <w:pPr>
+              <w:spacing w:before="60" w:after="60"/>
+              <w:jc w:val="center"/>
+              <w:rPr>
+                <w:rFonts w:ascii="Times New Roman" w:hAnsi="Times New Roman" w:cs="Times New Roman"/>
+              </w:rPr>
+            </w:pPr>
+            <w:r>
+              <w:rPr>
+                <w:rFonts w:ascii="Times New Roman" w:hAnsi="Times New Roman" w:cs="Times New Roman"/>
+              </w:rPr>
               <w:t>2</w:t>
             </w:r>
             <w:r>
+              <w:rPr>
+                <w:rFonts w:ascii="Times New Roman" w:hAnsi="Times New Roman" w:cs="Times New Roman"/>
+              </w:rPr>
               <w:t>6</w:t>
             </w:r>
           </w:p>
@@ -3032,7 +3219,6 @@
           <w:szCs w:val="36"/>
           <w:lang w:val="en-US"/>
         </w:rPr>
-        <w:lastRenderedPageBreak/>
         <w:t xml:space="preserve">LIST OF FIGURES </w:t>
       </w:r>
     </w:p>
@@ -3393,7 +3579,7 @@
             <w:sz w:val="24"/>
             <w:szCs w:val="24"/>
           </w:rPr>
-          <w:t>iv</w:t>
+          <w:t>iii</w:t>
         </w:r>
         <w:r>
           <w:rPr>

--- a/abstract_Kavach-X.docx
+++ b/abstract_Kavach-X.docx
@@ -3356,7 +3356,17 @@
                 <w:sz w:val="24"/>
                 <w:szCs w:val="24"/>
               </w:rPr>
-              <w:t>1.1</w:t>
+              <w:t>4</w:t>
+            </w:r>
+            <w:r>
+              <w:rPr>
+                <w:rFonts w:ascii="Times New Roman" w:hAnsi="Times New Roman" w:cs="Times New Roman"/>
+                <w:b/>
+                <w:bCs/>
+                <w:sz w:val="24"/>
+                <w:szCs w:val="24"/>
+              </w:rPr>
+              <w:t>.1</w:t>
             </w:r>
           </w:p>
         </w:tc>
@@ -3579,7 +3589,7 @@
             <w:sz w:val="24"/>
             <w:szCs w:val="24"/>
           </w:rPr>
-          <w:t>iii</w:t>
+          <w:t>iv</w:t>
         </w:r>
         <w:r>
           <w:rPr>
@@ -4790,7 +4800,7 @@
   <a:extraClrSchemeLst/>
   <a:extLst>
     <a:ext uri="{05A4C25C-085E-4340-85A3-A5531E510DB2}">
-      <thm15:themeFamily xmlns:thm15="http://schemas.microsoft.com/office/thememl/2012/main" xmlns="" name="Office Theme" id="{62F939B6-93AF-4DB8-9C6B-D6C7DFDC589F}" vid="{4A3C46E8-61CC-4603-A589-7422A47A8E4A}"/>
+      <thm15:themeFamily xmlns="" xmlns:thm15="http://schemas.microsoft.com/office/thememl/2012/main" name="Office Theme" id="{62F939B6-93AF-4DB8-9C6B-D6C7DFDC589F}" vid="{4A3C46E8-61CC-4603-A589-7422A47A8E4A}"/>
     </a:ext>
   </a:extLst>
 </a:theme>
